--- a/static/downloads/pt-br/docx/layer-4/conflict-resolution-ladder.docx
+++ b/static/downloads/pt-br/docx/layer-4/conflict-resolution-ladder.docx
@@ -87,7 +87,7 @@
         <w:t xml:space="preserve"> </w:t>
       </w:r>
       <w:r>
-        <w:t xml:space="preserve">2026-06-26</w:t>
+        <w:t xml:space="preserve">2026-07-07</w:t>
       </w:r>
     </w:p>
     <w:p>
@@ -431,8 +431,14 @@
     </w:p>
     <w:p>
       <w:pPr>
-        <w:pStyle w:val="BlockText"/>
-      </w:pPr>
+        <w:pStyle w:val="BodyText"/>
+      </w:pPr>
+      <w:r>
+        <w:t xml:space="preserve">&gt;</w:t>
+      </w:r>
+      <w:r>
+        <w:t xml:space="preserve"> </w:t>
+      </w:r>
       <w:r>
         <w:rPr>
           <w:b/>
@@ -440,19 +446,29 @@
         </w:rPr>
         <w:t xml:space="preserve">Justificativa — Por que classificar conflitos</w:t>
       </w:r>
-    </w:p>
-    <w:p>
-      <w:pPr>
-        <w:pStyle w:val="BlockText"/>
-      </w:pPr>
-      <w:r>
-        <w:t xml:space="preserve">Sem classes nomeadas, toda disputa acaba tratada da mesma forma — ou, pior, tratada de forma diferente dependendo de quem está envolvido. Classes explícitas definem o ponto de entrada, o prazo de resposta e o ônus de documentação desde o início, de modo que questões críticas de segurança não possam ser silenciosamente encaminhadas por meio de uma conversa amigável e atritos menores não possam ser instrumentalizados em uma revisão formal.</w:t>
-      </w:r>
-    </w:p>
-    <w:p>
-      <w:pPr>
-        <w:pStyle w:val="BlockText"/>
-      </w:pPr>
+      <w:r>
+        <w:t xml:space="preserve"> </w:t>
+      </w:r>
+      <w:r>
+        <w:t xml:space="preserve">&gt;</w:t>
+      </w:r>
+      <w:r>
+        <w:t xml:space="preserve"> </w:t>
+      </w:r>
+      <w:r>
+        <w:t xml:space="preserve">&gt; Sem classes nomeadas, toda disputa acaba tratada da mesma forma — ou, pior, tratada de forma diferente dependendo de quem está envolvido. Classes explícitas definem o ponto de entrada, o prazo de resposta e o ônus de documentação desde o início, de modo que questões críticas de segurança não possam ser silenciosamente encaminhadas por meio de uma conversa amigável e atritos menores não possam ser instrumentalizados em uma revisão formal.</w:t>
+      </w:r>
+    </w:p>
+    <w:p>
+      <w:pPr>
+        <w:pStyle w:val="BodyText"/>
+      </w:pPr>
+      <w:r>
+        <w:t xml:space="preserve">&gt;</w:t>
+      </w:r>
+      <w:r>
+        <w:t xml:space="preserve"> </w:t>
+      </w:r>
       <w:r>
         <w:rPr>
           <w:b/>
@@ -460,13 +476,17 @@
         </w:rPr>
         <w:t xml:space="preserve">Instruções — Como preencher</w:t>
       </w:r>
-    </w:p>
-    <w:p>
-      <w:pPr>
-        <w:pStyle w:val="BlockText"/>
-      </w:pPr>
-      <w:r>
-        <w:t xml:space="preserve">Para cada classe, defina os critérios de entrada, o passo inicial na escada, o prazo de resposta inicial e o ônus de documentação.</w:t>
+      <w:r>
+        <w:t xml:space="preserve"> </w:t>
+      </w:r>
+      <w:r>
+        <w:t xml:space="preserve">&gt;</w:t>
+      </w:r>
+      <w:r>
+        <w:t xml:space="preserve"> </w:t>
+      </w:r>
+      <w:r>
+        <w:t xml:space="preserve">&gt; Para cada classe, defina os critérios de entrada, o passo inicial na escada, o prazo de resposta inicial e o ônus de documentação.</w:t>
       </w:r>
     </w:p>
     <w:tbl>
@@ -549,6 +569,13 @@
             <w:pPr>
               <w:pStyle w:val="Compact"/>
             </w:pPr>
+            <w:r>
+              <w:rPr>
+                <w:i/>
+                <w:iCs/>
+              </w:rPr>
+              <w:t xml:space="preserve">&lt;Interpessoal&gt;</w:t>
+            </w:r>
           </w:p>
         </w:tc>
         <w:tc>
@@ -557,6 +584,13 @@
             <w:pPr>
               <w:pStyle w:val="Compact"/>
             </w:pPr>
+            <w:r>
+              <w:rPr>
+                <w:i/>
+                <w:iCs/>
+              </w:rPr>
+              <w:t xml:space="preserve">&lt;atrito entre membros&gt;</w:t>
+            </w:r>
           </w:p>
         </w:tc>
         <w:tc>
@@ -580,6 +614,13 @@
             <w:pPr>
               <w:pStyle w:val="Compact"/>
             </w:pPr>
+            <w:r>
+              <w:rPr>
+                <w:i/>
+                <w:iCs/>
+              </w:rPr>
+              <w:t xml:space="preserve">&lt;prazo&gt;</w:t>
+            </w:r>
           </w:p>
         </w:tc>
         <w:tc>
@@ -588,6 +629,13 @@
             <w:pPr>
               <w:pStyle w:val="Compact"/>
             </w:pPr>
+            <w:r>
+              <w:rPr>
+                <w:i/>
+                <w:iCs/>
+              </w:rPr>
+              <w:t xml:space="preserve">&lt;a partir de qual passo&gt;</w:t>
+            </w:r>
           </w:p>
         </w:tc>
       </w:tr>
@@ -613,6 +661,13 @@
             <w:pPr>
               <w:pStyle w:val="Compact"/>
             </w:pPr>
+            <w:r>
+              <w:rPr>
+                <w:i/>
+                <w:iCs/>
+              </w:rPr>
+              <w:t xml:space="preserve">&lt;disputa sobre desempenho de papel&gt;</w:t>
+            </w:r>
           </w:p>
         </w:tc>
         <w:tc>
@@ -668,6 +723,13 @@
             <w:pPr>
               <w:pStyle w:val="Compact"/>
             </w:pPr>
+            <w:r>
+              <w:rPr>
+                <w:i/>
+                <w:iCs/>
+              </w:rPr>
+              <w:t xml:space="preserve">&lt;Estrutural&gt;</w:t>
+            </w:r>
           </w:p>
         </w:tc>
         <w:tc>
@@ -845,6 +907,13 @@
             <w:pPr>
               <w:pStyle w:val="Compact"/>
             </w:pPr>
+            <w:r>
+              <w:rPr>
+                <w:i/>
+                <w:iCs/>
+              </w:rPr>
+              <w:t xml:space="preserve">&lt;contorna passos anteriores&gt;</w:t>
+            </w:r>
           </w:p>
         </w:tc>
         <w:tc>
@@ -853,6 +922,13 @@
             <w:pPr>
               <w:pStyle w:val="Compact"/>
             </w:pPr>
+            <w:r>
+              <w:rPr>
+                <w:i/>
+                <w:iCs/>
+              </w:rPr>
+              <w:t xml:space="preserve">&lt;prazo curto&gt;</w:t>
+            </w:r>
           </w:p>
         </w:tc>
         <w:tc>
@@ -874,10 +950,10 @@
     </w:tbl>
     <w:p>
       <w:pPr>
-        <w:pStyle w:val="BlockText"/>
-      </w:pPr>
-      <w:r>
-        <w:t xml:space="preserve">Conflitos críticos de segurança prevalecem sobre direitos de participação, continuidade de papéis e conveniência operacional.</w:t>
+        <w:pStyle w:val="BodyText"/>
+      </w:pPr>
+      <w:r>
+        <w:t xml:space="preserve">&gt; Conflitos críticos de segurança prevalecem sobre direitos de participação, continuidade de papéis e conveniência operacional.</w:t>
       </w:r>
     </w:p>
     <w:bookmarkEnd w:id="18"/>
@@ -1041,8 +1117,14 @@
     </w:p>
     <w:p>
       <w:pPr>
-        <w:pStyle w:val="BlockText"/>
-      </w:pPr>
+        <w:pStyle w:val="BodyText"/>
+      </w:pPr>
+      <w:r>
+        <w:t xml:space="preserve">&gt;</w:t>
+      </w:r>
+      <w:r>
+        <w:t xml:space="preserve"> </w:t>
+      </w:r>
       <w:r>
         <w:rPr>
           <w:b/>
@@ -1050,19 +1132,29 @@
         </w:rPr>
         <w:t xml:space="preserve">Justificativa — Por que uma escada em etapas em vez de um único processo</w:t>
       </w:r>
-    </w:p>
-    <w:p>
-      <w:pPr>
-        <w:pStyle w:val="BlockText"/>
-      </w:pPr>
-      <w:r>
-        <w:t xml:space="preserve">A maior parte dos conflitos é de baixo impacto e é melhor resolvida entre as pessoas envolvidas; forçar tudo para uma revisão formal destruiria a confiança e sobrecarregaria o sistema de governança. Uma escada ajusta o peso do processo ao peso da disputa — conversa privada primeiro, diálogo facilitado em seguida, registro escrito apenas quando necessário, votação de governança somente quando tudo mais falhar. Isso também torna a escalada um direito estrutural, e não um favor concedido por quem detém poder social.</w:t>
-      </w:r>
-    </w:p>
-    <w:p>
-      <w:pPr>
-        <w:pStyle w:val="BlockText"/>
-      </w:pPr>
+      <w:r>
+        <w:t xml:space="preserve"> </w:t>
+      </w:r>
+      <w:r>
+        <w:t xml:space="preserve">&gt;</w:t>
+      </w:r>
+      <w:r>
+        <w:t xml:space="preserve"> </w:t>
+      </w:r>
+      <w:r>
+        <w:t xml:space="preserve">&gt; A maior parte dos conflitos é de baixo impacto e é melhor resolvida entre as pessoas envolvidas; forçar tudo para uma revisão formal destruiria a confiança e sobrecarregaria o sistema de governança. Uma escada ajusta o peso do processo ao peso da disputa — conversa privada primeiro, diálogo facilitado em seguida, registro escrito apenas quando necessário, votação de governança somente quando tudo mais falhar. Isso também torna a escalada um direito estrutural, e não um favor concedido por quem detém poder social.</w:t>
+      </w:r>
+    </w:p>
+    <w:p>
+      <w:pPr>
+        <w:pStyle w:val="BodyText"/>
+      </w:pPr>
+      <w:r>
+        <w:t xml:space="preserve">&gt;</w:t>
+      </w:r>
+      <w:r>
+        <w:t xml:space="preserve"> </w:t>
+      </w:r>
       <w:r>
         <w:rPr>
           <w:b/>
@@ -1070,13 +1162,17 @@
         </w:rPr>
         <w:t xml:space="preserve">Instruções — Como preencher</w:t>
       </w:r>
-    </w:p>
-    <w:p>
-      <w:pPr>
-        <w:pStyle w:val="BlockText"/>
-      </w:pPr>
-      <w:r>
-        <w:t xml:space="preserve">Defina cada passo da escada: quem está envolvido, o que acontece, o prazo e a regra de escalada. Mantenha os primeiros passos leves e confidenciais; reserve a revisão formal para passos posteriores.</w:t>
+      <w:r>
+        <w:t xml:space="preserve"> </w:t>
+      </w:r>
+      <w:r>
+        <w:t xml:space="preserve">&gt;</w:t>
+      </w:r>
+      <w:r>
+        <w:t xml:space="preserve"> </w:t>
+      </w:r>
+      <w:r>
+        <w:t xml:space="preserve">&gt; Defina cada passo da escada: quem está envolvido, o que acontece, o prazo e a regra de escalada. Mantenha os primeiros passos leves e confidenciais; reserve a revisão formal para passos posteriores.</w:t>
       </w:r>
     </w:p>
     <w:p>
@@ -1336,8 +1432,14 @@
     </w:p>
     <w:p>
       <w:pPr>
-        <w:pStyle w:val="BlockText"/>
-      </w:pPr>
+        <w:pStyle w:val="BodyText"/>
+      </w:pPr>
+      <w:r>
+        <w:t xml:space="preserve">&gt;</w:t>
+      </w:r>
+      <w:r>
+        <w:t xml:space="preserve"> </w:t>
+      </w:r>
       <w:r>
         <w:rPr>
           <w:b/>
@@ -1345,19 +1447,29 @@
         </w:rPr>
         <w:t xml:space="preserve">Justificativa — O que impede que um processo seja morto pelo silêncio</w:t>
       </w:r>
-    </w:p>
-    <w:p>
-      <w:pPr>
-        <w:pStyle w:val="BlockText"/>
-      </w:pPr>
-      <w:r>
-        <w:t xml:space="preserve">A maneira mais fácil de derrotar qualquer processo de responsabilização é ignorá-lo. Se a não-resposta, a retirada ou o impasse deixam o assunto congelado, é a parte que sofre o dano que arca com o custo da inação. Regras explícitas para cada modo de falha convertem o silêncio em um gatilho documentado de escalada, em vez de um veto.</w:t>
-      </w:r>
-    </w:p>
-    <w:p>
-      <w:pPr>
-        <w:pStyle w:val="BlockText"/>
-      </w:pPr>
+      <w:r>
+        <w:t xml:space="preserve"> </w:t>
+      </w:r>
+      <w:r>
+        <w:t xml:space="preserve">&gt;</w:t>
+      </w:r>
+      <w:r>
+        <w:t xml:space="preserve"> </w:t>
+      </w:r>
+      <w:r>
+        <w:t xml:space="preserve">&gt; A maneira mais fácil de derrotar qualquer processo de responsabilização é ignorá-lo. Se a não-resposta, a retirada ou o impasse deixam o assunto congelado, é a parte que sofre o dano que arca com o custo da inação. Regras explícitas para cada modo de falha convertem o silêncio em um gatilho documentado de escalada, em vez de um veto.</w:t>
+      </w:r>
+    </w:p>
+    <w:p>
+      <w:pPr>
+        <w:pStyle w:val="BodyText"/>
+      </w:pPr>
+      <w:r>
+        <w:t xml:space="preserve">&gt;</w:t>
+      </w:r>
+      <w:r>
+        <w:t xml:space="preserve"> </w:t>
+      </w:r>
       <w:r>
         <w:rPr>
           <w:b/>
@@ -1365,18 +1477,22 @@
         </w:rPr>
         <w:t xml:space="preserve">Instruções — Como preencher</w:t>
       </w:r>
-    </w:p>
-    <w:p>
-      <w:pPr>
-        <w:pStyle w:val="BlockText"/>
-      </w:pPr>
-      <w:r>
-        <w:t xml:space="preserve">Defina como a não-resposta, a retirada no meio do processo, o impasse e a falha procedimental são tratados. Cada um deve ter um caminho de escalada documentado.</w:t>
-      </w:r>
-    </w:p>
-    <w:p>
-      <w:pPr>
-        <w:pStyle w:val="FirstParagraph"/>
+      <w:r>
+        <w:t xml:space="preserve"> </w:t>
+      </w:r>
+      <w:r>
+        <w:t xml:space="preserve">&gt;</w:t>
+      </w:r>
+      <w:r>
+        <w:t xml:space="preserve"> </w:t>
+      </w:r>
+      <w:r>
+        <w:t xml:space="preserve">&gt; Defina como a não-resposta, a retirada no meio do processo, o impasse e a falha procedimental são tratados. Cada um deve ter um caminho de escalada documentado.</w:t>
+      </w:r>
+    </w:p>
+    <w:p>
+      <w:pPr>
+        <w:pStyle w:val="BodyText"/>
       </w:pPr>
       <w:r>
         <w:rPr>
@@ -1558,8 +1674,14 @@
     </w:p>
     <w:p>
       <w:pPr>
-        <w:pStyle w:val="BlockText"/>
-      </w:pPr>
+        <w:pStyle w:val="BodyText"/>
+      </w:pPr>
+      <w:r>
+        <w:t xml:space="preserve">&gt;</w:t>
+      </w:r>
+      <w:r>
+        <w:t xml:space="preserve"> </w:t>
+      </w:r>
       <w:r>
         <w:rPr>
           <w:b/>
@@ -1567,19 +1689,29 @@
         </w:rPr>
         <w:t xml:space="preserve">Justificativa — Por que definir como o Facilitador é escolhido ou substituído</w:t>
       </w:r>
-    </w:p>
-    <w:p>
-      <w:pPr>
-        <w:pStyle w:val="BlockText"/>
-      </w:pPr>
-      <w:r>
-        <w:t xml:space="preserve">Um facilitador implicado no conflito — ou socialmente alinhado a uma das partes — não consegue conduzir o processo de forma justa, por melhores que sejam suas intenções. Definir regras de seleção e substituição com antecedência significa que a parte afetada não precisa lutar por uma escuta neutra enquanto já está sob estresse.</w:t>
-      </w:r>
-    </w:p>
-    <w:p>
-      <w:pPr>
-        <w:pStyle w:val="BlockText"/>
-      </w:pPr>
+      <w:r>
+        <w:t xml:space="preserve"> </w:t>
+      </w:r>
+      <w:r>
+        <w:t xml:space="preserve">&gt;</w:t>
+      </w:r>
+      <w:r>
+        <w:t xml:space="preserve"> </w:t>
+      </w:r>
+      <w:r>
+        <w:t xml:space="preserve">&gt; Um facilitador implicado no conflito — ou socialmente alinhado a uma das partes — não consegue conduzir o processo de forma justa, por melhores que sejam suas intenções. Definir regras de seleção e substituição com antecedência significa que a parte afetada não precisa lutar por uma escuta neutra enquanto já está sob estresse.</w:t>
+      </w:r>
+    </w:p>
+    <w:p>
+      <w:pPr>
+        <w:pStyle w:val="BodyText"/>
+      </w:pPr>
+      <w:r>
+        <w:t xml:space="preserve">&gt;</w:t>
+      </w:r>
+      <w:r>
+        <w:t xml:space="preserve"> </w:t>
+      </w:r>
       <w:r>
         <w:rPr>
           <w:b/>
@@ -1587,13 +1719,17 @@
         </w:rPr>
         <w:t xml:space="preserve">Instruções — Como preencher</w:t>
       </w:r>
-    </w:p>
-    <w:p>
-      <w:pPr>
-        <w:pStyle w:val="BlockText"/>
-      </w:pPr>
-      <w:r>
-        <w:t xml:space="preserve">Indique o papel padrão do facilitador, a regra quando o facilitador é uma das partes, o direito de recusa e qualquer previsão de facilitação externa.</w:t>
+      <w:r>
+        <w:t xml:space="preserve"> </w:t>
+      </w:r>
+      <w:r>
+        <w:t xml:space="preserve">&gt;</w:t>
+      </w:r>
+      <w:r>
+        <w:t xml:space="preserve"> </w:t>
+      </w:r>
+      <w:r>
+        <w:t xml:space="preserve">&gt; Indique o papel padrão do facilitador, a regra quando o facilitador é uma das partes, o direito de recusa e qualquer previsão de facilitação externa.</w:t>
       </w:r>
     </w:p>
     <w:p>
@@ -1636,6 +1772,13 @@
           <w:numId w:val="1008"/>
         </w:numPr>
       </w:pPr>
+      <w:r>
+        <w:rPr>
+          <w:i/>
+          <w:iCs/>
+        </w:rPr>
+        <w:t xml:space="preserve">&lt;Direito de qualquer das partes de recusar um facilitador com conflito de interesse declarado.&gt;</w:t>
+      </w:r>
     </w:p>
     <w:p>
       <w:pPr>
@@ -1694,8 +1837,14 @@
     </w:p>
     <w:p>
       <w:pPr>
-        <w:pStyle w:val="BlockText"/>
-      </w:pPr>
+        <w:pStyle w:val="BodyText"/>
+      </w:pPr>
+      <w:r>
+        <w:t xml:space="preserve">&gt;</w:t>
+      </w:r>
+      <w:r>
+        <w:t xml:space="preserve"> </w:t>
+      </w:r>
       <w:r>
         <w:rPr>
           <w:b/>
@@ -1703,19 +1852,29 @@
         </w:rPr>
         <w:t xml:space="preserve">Justificativa — Por que delimitar o fluxo de informação de forma tão estrita</w:t>
       </w:r>
-    </w:p>
-    <w:p>
-      <w:pPr>
-        <w:pStyle w:val="BlockText"/>
-      </w:pPr>
-      <w:r>
-        <w:t xml:space="preserve">Os registros de conflito contêm o material mais sensível que a comunidade guarda. Vazamentos, fofocas ou divulgações casuais causam danos de segunda ordem e desencorajam relatos futuros. Limites explícitos — o que permanece com as partes, o que chega aos Membros Plenos e quando os registros são destruídos — tornam a confidencialidade exigível, e não meramente aspiracional.</w:t>
-      </w:r>
-    </w:p>
-    <w:p>
-      <w:pPr>
-        <w:pStyle w:val="BlockText"/>
-      </w:pPr>
+      <w:r>
+        <w:t xml:space="preserve"> </w:t>
+      </w:r>
+      <w:r>
+        <w:t xml:space="preserve">&gt;</w:t>
+      </w:r>
+      <w:r>
+        <w:t xml:space="preserve"> </w:t>
+      </w:r>
+      <w:r>
+        <w:t xml:space="preserve">&gt; Os registros de conflito contêm o material mais sensível que a comunidade guarda. Vazamentos, fofocas ou divulgações casuais causam danos de segunda ordem e desencorajam relatos futuros. Limites explícitos — o que permanece com as partes, o que chega aos Membros Plenos e quando os registros são destruídos — tornam a confidencialidade exigível, e não meramente aspiracional.</w:t>
+      </w:r>
+    </w:p>
+    <w:p>
+      <w:pPr>
+        <w:pStyle w:val="BodyText"/>
+      </w:pPr>
+      <w:r>
+        <w:t xml:space="preserve">&gt;</w:t>
+      </w:r>
+      <w:r>
+        <w:t xml:space="preserve"> </w:t>
+      </w:r>
       <w:r>
         <w:rPr>
           <w:b/>
@@ -1723,13 +1882,17 @@
         </w:rPr>
         <w:t xml:space="preserve">Instruções — Como preencher</w:t>
       </w:r>
-    </w:p>
-    <w:p>
-      <w:pPr>
-        <w:pStyle w:val="BlockText"/>
-      </w:pPr>
-      <w:r>
-        <w:t xml:space="preserve">Indique quais passos são totalmente confidenciais, qual a informação mínima que pode ser divulgada na etapa de governança, o período de retenção e a obrigação de não divulgação.</w:t>
+      <w:r>
+        <w:t xml:space="preserve"> </w:t>
+      </w:r>
+      <w:r>
+        <w:t xml:space="preserve">&gt;</w:t>
+      </w:r>
+      <w:r>
+        <w:t xml:space="preserve"> </w:t>
+      </w:r>
+      <w:r>
+        <w:t xml:space="preserve">&gt; Indique quais passos são totalmente confidenciais, qual a informação mínima que pode ser divulgada na etapa de governança, o período de retenção e a obrigação de não divulgação.</w:t>
       </w:r>
     </w:p>
     <w:p>
@@ -1954,8 +2117,14 @@
     </w:p>
     <w:p>
       <w:pPr>
-        <w:pStyle w:val="BlockText"/>
-      </w:pPr>
+        <w:pStyle w:val="BodyText"/>
+      </w:pPr>
+      <w:r>
+        <w:t xml:space="preserve">&gt;</w:t>
+      </w:r>
+      <w:r>
+        <w:t xml:space="preserve"> </w:t>
+      </w:r>
       <w:r>
         <w:rPr>
           <w:b/>
@@ -1963,19 +2132,29 @@
         </w:rPr>
         <w:t xml:space="preserve">Justificativa — Por que existem salvaguardas além da escada</w:t>
       </w:r>
-    </w:p>
-    <w:p>
-      <w:pPr>
-        <w:pStyle w:val="BlockText"/>
-      </w:pPr>
-      <w:r>
-        <w:t xml:space="preserve">Processo, por si só, não protege a parte com menos poder. Retaliação, denúncias de má-fé, facilitadores em conflito de interesse e riscos de segurança não revisados podem neutralizar até mesmo um bom procedimento. As salvaguardas são as redes de proteção que mantêm a escada funcional quando os incentivos atuam contra o relato honesto.</w:t>
-      </w:r>
-    </w:p>
-    <w:p>
-      <w:pPr>
-        <w:pStyle w:val="BlockText"/>
-      </w:pPr>
+      <w:r>
+        <w:t xml:space="preserve"> </w:t>
+      </w:r>
+      <w:r>
+        <w:t xml:space="preserve">&gt;</w:t>
+      </w:r>
+      <w:r>
+        <w:t xml:space="preserve"> </w:t>
+      </w:r>
+      <w:r>
+        <w:t xml:space="preserve">&gt; Processo, por si só, não protege a parte com menos poder. Retaliação, denúncias de má-fé, facilitadores em conflito de interesse e riscos de segurança não revisados podem neutralizar até mesmo um bom procedimento. As salvaguardas são as redes de proteção que mantêm a escada funcional quando os incentivos atuam contra o relato honesto.</w:t>
+      </w:r>
+    </w:p>
+    <w:p>
+      <w:pPr>
+        <w:pStyle w:val="BodyText"/>
+      </w:pPr>
+      <w:r>
+        <w:t xml:space="preserve">&gt;</w:t>
+      </w:r>
+      <w:r>
+        <w:t xml:space="preserve"> </w:t>
+      </w:r>
       <w:r>
         <w:rPr>
           <w:b/>
@@ -1983,13 +2162,17 @@
         </w:rPr>
         <w:t xml:space="preserve">Instruções — Como preencher</w:t>
       </w:r>
-    </w:p>
-    <w:p>
-      <w:pPr>
-        <w:pStyle w:val="BlockText"/>
-      </w:pPr>
-      <w:r>
-        <w:t xml:space="preserve">Para cada salvaguarda, indique a regra e a consequência quando ela é violada. Casos com diferencial de poder precisam de seu próprio canal de abertura.</w:t>
+      <w:r>
+        <w:t xml:space="preserve"> </w:t>
+      </w:r>
+      <w:r>
+        <w:t xml:space="preserve">&gt;</w:t>
+      </w:r>
+      <w:r>
+        <w:t xml:space="preserve"> </w:t>
+      </w:r>
+      <w:r>
+        <w:t xml:space="preserve">&gt; Para cada salvaguarda, indique a regra e a consequência quando ela é violada. Casos com diferencial de poder precisam de seu próprio canal de abertura.</w:t>
       </w:r>
     </w:p>
     <w:p>
@@ -2208,6 +2391,9 @@
       </w:r>
       <w:r>
         <w:t xml:space="preserve"> </w:t>
+      </w:r>
+      <w:r>
+        <w:t xml:space="preserve">&lt;AAAA-MM-DD&gt;</w:t>
       </w:r>
     </w:p>
     <w:p>

--- a/static/downloads/pt-br/docx/layer-4/conflict-resolution-ladder.docx
+++ b/static/downloads/pt-br/docx/layer-4/conflict-resolution-ladder.docx
@@ -59,7 +59,7 @@
         <w:t xml:space="preserve">RCOS — Sistema Operacional de Comunidade Regenerativa</w:t>
       </w:r>
     </w:p>
-    <w:bookmarkStart w:id="25" w:name="escada-de-resolução-de-conflitos"/>
+    <w:bookmarkStart w:id="27" w:name="escada-de-resolução-de-conflitos"/>
     <w:p>
       <w:pPr>
         <w:pStyle w:val="Heading1"/>
@@ -87,7 +87,7 @@
         <w:t xml:space="preserve"> </w:t>
       </w:r>
       <w:r>
-        <w:t xml:space="preserve">2026-07-07</w:t>
+        <w:t xml:space="preserve">2026-08-31</w:t>
       </w:r>
     </w:p>
     <w:p>
@@ -271,7 +271,7 @@
         </w:pict>
       </w:r>
     </w:p>
-    <w:bookmarkStart w:id="18" w:name="classificação-de-conflitos"/>
+    <w:bookmarkStart w:id="20" w:name="classificação-de-conflitos"/>
     <w:p>
       <w:pPr>
         <w:pStyle w:val="Heading2"/>
@@ -426,6 +426,54 @@
             <w:iCs/>
           </w:rPr>
           <w:t xml:space="preserve">6.5.3</w:t>
+        </w:r>
+      </w:hyperlink>
+      <w:r>
+        <w:rPr>
+          <w:i/>
+          <w:iCs/>
+        </w:rPr>
+        <w:t xml:space="preserve">,</w:t>
+      </w:r>
+      <w:r>
+        <w:rPr>
+          <w:i/>
+          <w:iCs/>
+        </w:rPr>
+        <w:t xml:space="preserve"> </w:t>
+      </w:r>
+      <w:hyperlink r:id="rId18">
+        <w:r>
+          <w:rPr>
+            <w:rStyle w:val="Hyperlink"/>
+            <w:i/>
+            <w:iCs/>
+          </w:rPr>
+          <w:t xml:space="preserve">6.6.4</w:t>
+        </w:r>
+      </w:hyperlink>
+      <w:r>
+        <w:rPr>
+          <w:i/>
+          <w:iCs/>
+        </w:rPr>
+        <w:t xml:space="preserve">,</w:t>
+      </w:r>
+      <w:r>
+        <w:rPr>
+          <w:i/>
+          <w:iCs/>
+        </w:rPr>
+        <w:t xml:space="preserve"> </w:t>
+      </w:r>
+      <w:hyperlink r:id="rId19">
+        <w:r>
+          <w:rPr>
+            <w:rStyle w:val="Hyperlink"/>
+            <w:i/>
+            <w:iCs/>
+          </w:rPr>
+          <w:t xml:space="preserve">6.7.1</w:t>
         </w:r>
       </w:hyperlink>
     </w:p>
@@ -956,8 +1004,8 @@
         <w:t xml:space="preserve">&gt; Conflitos críticos de segurança prevalecem sobre direitos de participação, continuidade de papéis e conveniência operacional.</w:t>
       </w:r>
     </w:p>
-    <w:bookmarkEnd w:id="18"/>
-    <w:bookmarkStart w:id="19" w:name="passos-da-escada-de-resolução"/>
+    <w:bookmarkEnd w:id="20"/>
+    <w:bookmarkStart w:id="21" w:name="passos-da-escada-de-resolução"/>
     <w:p>
       <w:pPr>
         <w:pStyle w:val="Heading2"/>
@@ -1114,6 +1162,30 @@
           <w:t xml:space="preserve">6.5.3</w:t>
         </w:r>
       </w:hyperlink>
+      <w:r>
+        <w:rPr>
+          <w:i/>
+          <w:iCs/>
+        </w:rPr>
+        <w:t xml:space="preserve">,</w:t>
+      </w:r>
+      <w:r>
+        <w:rPr>
+          <w:i/>
+          <w:iCs/>
+        </w:rPr>
+        <w:t xml:space="preserve"> </w:t>
+      </w:r>
+      <w:hyperlink r:id="rId18">
+        <w:r>
+          <w:rPr>
+            <w:rStyle w:val="Hyperlink"/>
+            <w:i/>
+            <w:iCs/>
+          </w:rPr>
+          <w:t xml:space="preserve">6.6.1</w:t>
+        </w:r>
+      </w:hyperlink>
     </w:p>
     <w:p>
       <w:pPr>
@@ -1367,8 +1439,8 @@
         <w:t xml:space="preserve">&lt;coordenado com o Protocolo de Saída e Separação; bloqueio mínimo para reaplicação.&gt;</w:t>
       </w:r>
     </w:p>
-    <w:bookmarkEnd w:id="19"/>
-    <w:bookmarkStart w:id="20" w:name="não-resposta-retirada-e-impasse"/>
+    <w:bookmarkEnd w:id="21"/>
+    <w:bookmarkStart w:id="22" w:name="não-resposta-retirada-e-impasse"/>
     <w:p>
       <w:pPr>
         <w:pStyle w:val="Heading2"/>
@@ -1609,8 +1681,8 @@
         </w:pict>
       </w:r>
     </w:p>
-    <w:bookmarkEnd w:id="20"/>
-    <w:bookmarkStart w:id="21" w:name="seleção-e-substituição-de-facilitador"/>
+    <w:bookmarkEnd w:id="22"/>
+    <w:bookmarkStart w:id="23" w:name="seleção-e-substituição-de-facilitador"/>
     <w:p>
       <w:pPr>
         <w:pStyle w:val="Heading2"/>
@@ -1796,8 +1868,8 @@
         <w:t xml:space="preserve">&lt;Facilitação externa opcional mediante acordo mútuo.&gt;</w:t>
       </w:r>
     </w:p>
-    <w:bookmarkEnd w:id="21"/>
-    <w:bookmarkStart w:id="22" w:name="X0bfdf34d5e68d6b335d2fb0fda75ac5d82d8d1b"/>
+    <w:bookmarkEnd w:id="23"/>
+    <w:bookmarkStart w:id="24" w:name="X0bfdf34d5e68d6b335d2fb0fda75ac5d82d8d1b"/>
     <w:p>
       <w:pPr>
         <w:pStyle w:val="Heading2"/>
@@ -1980,8 +2052,8 @@
         <w:t xml:space="preserve">&lt;Não divulgação: nenhum participante pode compartilhar informações sobre o processo fora dos participantes definidos sem o consentimento escrito de todas as partes.&gt;</w:t>
       </w:r>
     </w:p>
-    <w:bookmarkEnd w:id="22"/>
-    <w:bookmarkStart w:id="23" w:name="salvaguardas"/>
+    <w:bookmarkEnd w:id="24"/>
+    <w:bookmarkStart w:id="25" w:name="salvaguardas"/>
     <w:p>
       <w:pPr>
         <w:pStyle w:val="Heading2"/>
@@ -2114,6 +2186,30 @@
           <w:t xml:space="preserve">6.3.5</w:t>
         </w:r>
       </w:hyperlink>
+      <w:r>
+        <w:rPr>
+          <w:i/>
+          <w:iCs/>
+        </w:rPr>
+        <w:t xml:space="preserve">,</w:t>
+      </w:r>
+      <w:r>
+        <w:rPr>
+          <w:i/>
+          <w:iCs/>
+        </w:rPr>
+        <w:t xml:space="preserve"> </w:t>
+      </w:r>
+      <w:hyperlink r:id="rId18">
+        <w:r>
+          <w:rPr>
+            <w:rStyle w:val="Hyperlink"/>
+            <w:i/>
+            <w:iCs/>
+          </w:rPr>
+          <w:t xml:space="preserve">6.6.2</w:t>
+        </w:r>
+      </w:hyperlink>
     </w:p>
     <w:p>
       <w:pPr>
@@ -2364,8 +2460,8 @@
         </w:pict>
       </w:r>
     </w:p>
-    <w:bookmarkEnd w:id="23"/>
-    <w:bookmarkStart w:id="24" w:name="registro-de-ratificação"/>
+    <w:bookmarkEnd w:id="25"/>
+    <w:bookmarkStart w:id="26" w:name="registro-de-ratificação"/>
     <w:p>
       <w:pPr>
         <w:pStyle w:val="Heading2"/>
@@ -2462,8 +2558,8 @@
         <w:t xml:space="preserve">&lt;link para o registro de decisão&gt;</w:t>
       </w:r>
     </w:p>
-    <w:bookmarkEnd w:id="24"/>
-    <w:bookmarkEnd w:id="25"/>
+    <w:bookmarkEnd w:id="26"/>
+    <w:bookmarkEnd w:id="27"/>
     <w:sectPr>
       <w:footnotePr>
         <w:numRestart w:val="eachSect"/>
